--- a/projects/informe_coyuntura/output/fichas/Fichas Semaforo Espiritu de epoca.docx
+++ b/projects/informe_coyuntura/output/fichas/Fichas Semaforo Espiritu de epoca.docx
@@ -128,7 +128,7 @@
         <w:t xml:space="preserve">CIGOB · INFORME DE COYUNTURA</w:t>
       </w:r>
     </w:p>
-    <w:bookmarkStart w:id="21" w:name="cinturón-espíritu-de-época-resumen"/>
+    <w:bookmarkStart w:id="22" w:name="cinturón-espíritu-de-época-resumen"/>
     <w:p>
       <w:pPr>
         <w:pStyle w:val="Heading1"/>
@@ -146,20 +146,367 @@
         <w:t xml:space="preserve">Este documento tiene una ficha por indicador — acá hay una sola, y cada una arranca en página nueva. Antes de las fichas, el cinturón completo de un vistazo.</w:t>
       </w:r>
     </w:p>
+    <w:bookmarkStart w:id="20" w:name="cómo-se-define-el-color"/>
+    <w:p>
+      <w:pPr>
+        <w:pStyle w:val="Heading2"/>
+        <w:keepNext/>
+      </w:pPr>
+      <w:r>
+        <w:t xml:space="preserve">Cómo se define el color</w:t>
+      </w:r>
+    </w:p>
+    <w:p>
+      <w:pPr>
+        <w:pStyle w:val="FirstParagraph"/>
+      </w:pPr>
+      <w:r>
+        <w:t xml:space="preserve">Todos los colores de este documento —el del índice, el de cada dimensión y el de cada indicador— salen de una sola escala: la</w:t>
+      </w:r>
+      <w:r>
+        <w:t xml:space="preserve"> </w:t>
+      </w:r>
+      <w:r>
+        <w:rPr>
+          <w:bCs/>
+          <w:b/>
+        </w:rPr>
+        <w:t xml:space="preserve">tensión de 0 a 10</w:t>
+      </w:r>
+      <w:r>
+        <w:t xml:space="preserve"> </w:t>
+      </w:r>
+      <w:r>
+        <w:t xml:space="preserve">que publica el informe. Se parte en cuatro tramos y esos tramos son los mismos para todo.</w:t>
+      </w:r>
+    </w:p>
     <w:p>
       <w:pPr>
         <w:pStyle w:val="BodyText"/>
       </w:pPr>
       <w:r>
-        <w:t xml:space="preserve">Este cinturón no arma un índice paramétrico: sus indicadores se leen solos, sin puntaje agregado ni dimensiones ponderadas.</w:t>
-      </w:r>
-    </w:p>
+        <w:t xml:space="preserve">Este cinturón no arma un índice paramétrico, así que no tiene puntaje propio ni dimensiones: el color de su indicador sale directamente de la tensión. La columna del medio queda como referencia de cómo se lee la misma escala en los cinturones que sí tienen índice.</w:t>
+      </w:r>
+    </w:p>
+    <w:tbl>
+      <w:tblPr>
+        <w:tblStyle w:val="Table"/>
+        <w:tblW w:type="pct" w:w="0.0"/>
+        <w:tblLayout w:type="autofit"/>
+        <w:tblLook w:firstRow="1" w:lastRow="0" w:firstColumn="0" w:lastColumn="0" w:noHBand="0" w:noVBand="0" w:val="0020"/>
+        <w:tblBorders>
+          <w:top w:val="single" w:sz="4" w:color="D9DEDC"/>
+          <w:left w:val="single" w:sz="4" w:color="D9DEDC"/>
+          <w:bottom w:val="single" w:sz="4" w:color="D9DEDC"/>
+          <w:right w:val="single" w:sz="4" w:color="D9DEDC"/>
+          <w:insideH w:val="single" w:sz="4" w:color="D9DEDC"/>
+          <w:insideV w:val="single" w:sz="4" w:color="D9DEDC"/>
+        </w:tblBorders>
+        <w:tblCellMar>
+          <w:top w:w="80" w:type="dxa"/>
+          <w:bottom w:w="80" w:type="dxa"/>
+          <w:left w:w="140" w:type="dxa"/>
+          <w:right w:w="140" w:type="dxa"/>
+        </w:tblCellMar>
+      </w:tblPr>
+      <w:tblGrid/>
+      <w:tr>
+        <w:trPr>
+          <w:cantSplit/>
+          <w:tblHeader/>
+        </w:trPr>
+        <w:tc>
+          <w:tcPr>
+            <w:shd w:val="clear" w:color="auto" w:fill="1F3A34"/>
+          </w:tcPr>
+          <w:p>
+            <w:pPr>
+              <w:pStyle w:val="Compact"/>
+              <w:jc w:val="left"/>
+            </w:pPr>
+            <w:r>
+              <w:rPr>
+                <w:b/>
+                <w:sz w:val="18"/>
+                <w:color w:val="FFFFFF"/>
+              </w:rPr>
+              <w:t xml:space="preserve">Tensión</w:t>
+            </w:r>
+          </w:p>
+        </w:tc>
+        <w:tc>
+          <w:tcPr>
+            <w:shd w:val="clear" w:color="auto" w:fill="1F3A34"/>
+          </w:tcPr>
+          <w:p>
+            <w:pPr>
+              <w:pStyle w:val="Compact"/>
+              <w:jc w:val="left"/>
+            </w:pPr>
+            <w:r>
+              <w:rPr>
+                <w:b/>
+                <w:sz w:val="18"/>
+                <w:color w:val="FFFFFF"/>
+              </w:rPr>
+              <w:t xml:space="preserve">Puntaje en la escala de los índices (0 a 100)</w:t>
+            </w:r>
+          </w:p>
+        </w:tc>
+        <w:tc>
+          <w:tcPr>
+            <w:shd w:val="clear" w:color="auto" w:fill="1F3A34"/>
+          </w:tcPr>
+          <w:p>
+            <w:pPr>
+              <w:pStyle w:val="Compact"/>
+              <w:jc w:val="left"/>
+            </w:pPr>
+            <w:r>
+              <w:rPr>
+                <w:b/>
+                <w:sz w:val="18"/>
+                <w:color w:val="FFFFFF"/>
+              </w:rPr>
+              <w:t xml:space="preserve">Color</w:t>
+            </w:r>
+          </w:p>
+        </w:tc>
+      </w:tr>
+      <w:tr>
+        <w:trPr>
+          <w:cantSplit/>
+        </w:trPr>
+        <w:tc>
+          <w:p>
+            <w:pPr>
+              <w:pStyle w:val="Compact"/>
+              <w:jc w:val="left"/>
+            </w:pPr>
+            <w:r>
+              <w:rPr>
+                <w:sz w:val="18"/>
+              </w:rPr>
+              <w:t xml:space="preserve">hasta 4</w:t>
+            </w:r>
+          </w:p>
+        </w:tc>
+        <w:tc>
+          <w:p>
+            <w:pPr>
+              <w:pStyle w:val="Compact"/>
+              <w:jc w:val="left"/>
+            </w:pPr>
+            <w:r>
+              <w:rPr>
+                <w:sz w:val="18"/>
+              </w:rPr>
+              <w:t xml:space="preserve">60 o más</w:t>
+            </w:r>
+          </w:p>
+        </w:tc>
+        <w:tc>
+          <w:tcPr>
+            <w:shd w:val="clear" w:color="auto" w:fill="DCFCE7"/>
+          </w:tcPr>
+          <w:p>
+            <w:pPr>
+              <w:pStyle w:val="Compact"/>
+              <w:jc w:val="center"/>
+            </w:pPr>
+            <w:r>
+              <w:rPr>
+                <w:b/>
+                <w:sz w:val="18"/>
+                <w:color w:val="14532D"/>
+              </w:rPr>
+              <w:t xml:space="preserve">VERDE</w:t>
+            </w:r>
+          </w:p>
+        </w:tc>
+      </w:tr>
+      <w:tr>
+        <w:trPr>
+          <w:cantSplit/>
+        </w:trPr>
+        <w:tc>
+          <w:tcPr>
+            <w:shd w:val="clear" w:color="auto" w:fill="F6F8F7"/>
+          </w:tcPr>
+          <w:p>
+            <w:pPr>
+              <w:pStyle w:val="Compact"/>
+              <w:jc w:val="left"/>
+            </w:pPr>
+            <w:r>
+              <w:rPr>
+                <w:sz w:val="18"/>
+              </w:rPr>
+              <w:t xml:space="preserve">más de 4 y hasta 6</w:t>
+            </w:r>
+          </w:p>
+        </w:tc>
+        <w:tc>
+          <w:tcPr>
+            <w:shd w:val="clear" w:color="auto" w:fill="F6F8F7"/>
+          </w:tcPr>
+          <w:p>
+            <w:pPr>
+              <w:pStyle w:val="Compact"/>
+              <w:jc w:val="left"/>
+            </w:pPr>
+            <w:r>
+              <w:rPr>
+                <w:sz w:val="18"/>
+              </w:rPr>
+              <w:t xml:space="preserve">de 40 a 60</w:t>
+            </w:r>
+          </w:p>
+        </w:tc>
+        <w:tc>
+          <w:tcPr>
+            <w:shd w:val="clear" w:color="auto" w:fill="FEF3C7"/>
+          </w:tcPr>
+          <w:p>
+            <w:pPr>
+              <w:pStyle w:val="Compact"/>
+              <w:jc w:val="center"/>
+            </w:pPr>
+            <w:r>
+              <w:rPr>
+                <w:b/>
+                <w:sz w:val="18"/>
+                <w:color w:val="713F12"/>
+              </w:rPr>
+              <w:t xml:space="preserve">AMARILLO</w:t>
+            </w:r>
+          </w:p>
+        </w:tc>
+      </w:tr>
+      <w:tr>
+        <w:trPr>
+          <w:cantSplit/>
+        </w:trPr>
+        <w:tc>
+          <w:p>
+            <w:pPr>
+              <w:pStyle w:val="Compact"/>
+              <w:jc w:val="left"/>
+            </w:pPr>
+            <w:r>
+              <w:rPr>
+                <w:sz w:val="18"/>
+              </w:rPr>
+              <w:t xml:space="preserve">más de 6 y hasta 8</w:t>
+            </w:r>
+          </w:p>
+        </w:tc>
+        <w:tc>
+          <w:p>
+            <w:pPr>
+              <w:pStyle w:val="Compact"/>
+              <w:jc w:val="left"/>
+            </w:pPr>
+            <w:r>
+              <w:rPr>
+                <w:sz w:val="18"/>
+              </w:rPr>
+              <w:t xml:space="preserve">de 20 a 40</w:t>
+            </w:r>
+          </w:p>
+        </w:tc>
+        <w:tc>
+          <w:tcPr>
+            <w:shd w:val="clear" w:color="auto" w:fill="FFEDD5"/>
+          </w:tcPr>
+          <w:p>
+            <w:pPr>
+              <w:pStyle w:val="Compact"/>
+              <w:jc w:val="center"/>
+            </w:pPr>
+            <w:r>
+              <w:rPr>
+                <w:b/>
+                <w:sz w:val="18"/>
+                <w:color w:val="7C2D12"/>
+              </w:rPr>
+              <w:t xml:space="preserve">NARANJA</w:t>
+            </w:r>
+          </w:p>
+        </w:tc>
+      </w:tr>
+      <w:tr>
+        <w:trPr>
+          <w:cantSplit/>
+        </w:trPr>
+        <w:tc>
+          <w:tcPr>
+            <w:shd w:val="clear" w:color="auto" w:fill="F6F8F7"/>
+          </w:tcPr>
+          <w:p>
+            <w:pPr>
+              <w:pStyle w:val="Compact"/>
+              <w:jc w:val="left"/>
+            </w:pPr>
+            <w:r>
+              <w:rPr>
+                <w:sz w:val="18"/>
+              </w:rPr>
+              <w:t xml:space="preserve">más de 8</w:t>
+            </w:r>
+          </w:p>
+        </w:tc>
+        <w:tc>
+          <w:tcPr>
+            <w:shd w:val="clear" w:color="auto" w:fill="F6F8F7"/>
+          </w:tcPr>
+          <w:p>
+            <w:pPr>
+              <w:pStyle w:val="Compact"/>
+              <w:jc w:val="left"/>
+            </w:pPr>
+            <w:r>
+              <w:rPr>
+                <w:sz w:val="18"/>
+              </w:rPr>
+              <w:t xml:space="preserve">menos de 20</w:t>
+            </w:r>
+          </w:p>
+        </w:tc>
+        <w:tc>
+          <w:tcPr>
+            <w:shd w:val="clear" w:color="auto" w:fill="FEE2E2"/>
+          </w:tcPr>
+          <w:p>
+            <w:pPr>
+              <w:pStyle w:val="Compact"/>
+              <w:jc w:val="center"/>
+            </w:pPr>
+            <w:r>
+              <w:rPr>
+                <w:b/>
+                <w:sz w:val="18"/>
+                <w:color w:val="7F1D1D"/>
+              </w:rPr>
+              <w:t xml:space="preserve">ROJO</w:t>
+            </w:r>
+          </w:p>
+        </w:tc>
+      </w:tr>
+    </w:tbl>
     <w:p>
       <w:pPr>
         <w:pStyle w:val="BodyText"/>
       </w:pPr>
       <w:r>
-        <w:t xml:space="preserve">Colores vigentes: 1 en verde.</w:t>
+        <w:rPr>
+          <w:bCs/>
+          <w:b/>
+        </w:rPr>
+        <w:t xml:space="preserve">Cada indicador tiene además su propia tabla</w:t>
+      </w:r>
+      <w:r>
+        <w:t xml:space="preserve">, en su unidad de medida —pesos, porcentaje, índice, lo que corresponda—, dentro de su ficha, bajo el título «Semáforo — valores que determinan el color». Ahí no hay ninguna escala intermedia: sólo el dato real y el color que le toca.</w:t>
       </w:r>
     </w:p>
     <w:p>
@@ -179,7 +526,41 @@
         <w:t xml:space="preserve">CIGOB · INFORME DE COYUNTURA</w:t>
       </w:r>
     </w:p>
-    <w:bookmarkStart w:id="20" w:name="todos-los-indicadores"/>
+    <w:p>
+      <w:pPr>
+        <w:pStyle w:val="BodyText"/>
+      </w:pPr>
+      <w:r>
+        <w:t xml:space="preserve">Este cinturón no arma un índice paramétrico: sus indicadores se leen solos, sin puntaje agregado ni dimensiones ponderadas.</w:t>
+      </w:r>
+    </w:p>
+    <w:p>
+      <w:pPr>
+        <w:pStyle w:val="BodyText"/>
+      </w:pPr>
+      <w:r>
+        <w:t xml:space="preserve">Colores vigentes: 1 en verde.</w:t>
+      </w:r>
+    </w:p>
+    <w:p>
+      <w:r>
+        <w:br w:type="page"/>
+      </w:r>
+    </w:p>
+    <w:p>
+      <w:pPr>
+        <w:pStyle w:val="BodyText"/>
+      </w:pPr>
+      <w:r>
+        <w:rPr>
+          <w:bCs/>
+          <w:b/>
+        </w:rPr>
+        <w:t xml:space="preserve">CIGOB · INFORME DE COYUNTURA</w:t>
+      </w:r>
+    </w:p>
+    <w:bookmarkEnd w:id="20"/>
+    <w:bookmarkStart w:id="21" w:name="todos-los-indicadores"/>
     <w:p>
       <w:pPr>
         <w:pStyle w:val="Heading2"/>
@@ -474,9 +855,9 @@
         <w:t xml:space="preserve">Ficha metodológica · Cinturón Espíritu de época · Capa de semáforo (4 colores)</w:t>
       </w:r>
     </w:p>
-    <w:bookmarkEnd w:id="20"/>
     <w:bookmarkEnd w:id="21"/>
-    <w:bookmarkStart w:id="29" w:name="intención-migratoria-trends"/>
+    <w:bookmarkEnd w:id="22"/>
+    <w:bookmarkStart w:id="30" w:name="intención-migratoria-trends"/>
     <w:p>
       <w:pPr>
         <w:pStyle w:val="Heading1"/>
@@ -633,7 +1014,7 @@
         </w:tc>
       </w:tr>
     </w:tbl>
-    <w:bookmarkStart w:id="22" w:name="identificación"/>
+    <w:bookmarkStart w:id="23" w:name="identificación"/>
     <w:p>
       <w:pPr>
         <w:pStyle w:val="Heading2"/>
@@ -1056,8 +1437,8 @@
         </w:tc>
       </w:tr>
     </w:tbl>
-    <w:bookmarkEnd w:id="22"/>
-    <w:bookmarkStart w:id="23" w:name="definición-qué-mide-y-por-qué-importa"/>
+    <w:bookmarkEnd w:id="23"/>
+    <w:bookmarkStart w:id="24" w:name="definición-qué-mide-y-por-qué-importa"/>
     <w:p>
       <w:pPr>
         <w:pStyle w:val="Heading2"/>
@@ -1113,8 +1494,8 @@
         <w:t xml:space="preserve">Es una señal más estructural que el sentimiento digital: no mide urgencia del momento, sino gente que dejó de creer en un cambio dentro del país. Es un proxy de atención, no de flujo migratorio real; por eso su card lo acompaña con la migración efectiva hacia los destinos principales, como contraste.</w:t>
       </w:r>
     </w:p>
-    <w:bookmarkEnd w:id="23"/>
-    <w:bookmarkStart w:id="24" w:name="método-de-cómputo"/>
+    <w:bookmarkEnd w:id="24"/>
+    <w:bookmarkStart w:id="25" w:name="método-de-cómputo"/>
     <w:p>
       <w:pPr>
         <w:pStyle w:val="Heading2"/>
@@ -1160,8 +1541,8 @@
         <w:t xml:space="preserve">Se recolectan además canastas de contexto (ciudadanías, trabajo/visas, destinos y un diagnóstico de causa económica vs. estructural) y un desglose por provincia — ninguna de estas entra al puntaje: son insumo de lectura para el analista, no números publicados en la card.</w:t>
       </w:r>
     </w:p>
-    <w:bookmarkEnd w:id="24"/>
-    <w:bookmarkStart w:id="25" w:name="datos-concretos-detrás-del-valor"/>
+    <w:bookmarkEnd w:id="25"/>
+    <w:bookmarkStart w:id="26" w:name="datos-concretos-detrás-del-valor"/>
     <w:p>
       <w:pPr>
         <w:pStyle w:val="Heading2"/>
@@ -1191,8 +1572,8 @@
         <w:t xml:space="preserve">El informe publica el valor (7 interés 0–100 (canasta mensual)) pero no los números que lo componen: la fuente entrega la serie ya calculada. Para auditar el dato hay que ir a la operación estadística citada más arriba.</w:t>
       </w:r>
     </w:p>
-    <w:bookmarkEnd w:id="25"/>
-    <w:bookmarkStart w:id="26" w:name="transparencia-limitaciones-declaradas"/>
+    <w:bookmarkEnd w:id="26"/>
+    <w:bookmarkStart w:id="27" w:name="transparencia-limitaciones-declaradas"/>
     <w:p>
       <w:pPr>
         <w:pStyle w:val="Heading2"/>
@@ -1238,8 +1619,8 @@
         <w:t xml:space="preserve">Fuente no oficial con límites de consulta: si el servicio restringe el acceso, se mantiene el último valor del archivo propio.</w:t>
       </w:r>
     </w:p>
-    <w:bookmarkEnd w:id="26"/>
-    <w:bookmarkStart w:id="27" w:name="si-falta-el-dato-política-de-revisiones"/>
+    <w:bookmarkEnd w:id="27"/>
+    <w:bookmarkStart w:id="28" w:name="si-falta-el-dato-política-de-revisiones"/>
     <w:p>
       <w:pPr>
         <w:pStyle w:val="Heading2"/>
@@ -1291,8 +1672,8 @@
         <w:t xml:space="preserve">Reemplazo total del archivo en cada descarga sana; la fuente no revisa datos propiamente.</w:t>
       </w:r>
     </w:p>
-    <w:bookmarkEnd w:id="27"/>
-    <w:bookmarkStart w:id="28" w:name="Xa4c99cad3d412932a0237e958bf70f8f0cdbe7e"/>
+    <w:bookmarkEnd w:id="28"/>
+    <w:bookmarkStart w:id="29" w:name="Xa4c99cad3d412932a0237e958bf70f8f0cdbe7e"/>
     <w:p>
       <w:pPr>
         <w:pStyle w:val="Heading2"/>
@@ -1356,8 +1737,8 @@
         <w:t xml:space="preserve">— Queda como único indicador del cinturón: la revisión editorial retiró del tablero las tres lecturas duplicadas de otros cinturones (confianza del consumidor, sentimiento digital y clima electoral), que se siguen registrando como seguimiento interno sin puntuar.</w:t>
       </w:r>
     </w:p>
-    <w:bookmarkEnd w:id="28"/>
     <w:bookmarkEnd w:id="29"/>
+    <w:bookmarkEnd w:id="30"/>
     <w:sectPr>
       <w:headerReference r:id="rId9" w:type="default"/>
       <w:footerReference r:id="rId10" w:type="default"/>

--- a/projects/informe_coyuntura/output/fichas/Fichas Semaforo Espiritu de epoca.docx
+++ b/projects/informe_coyuntura/output/fichas/Fichas Semaforo Espiritu de epoca.docx
@@ -183,6 +183,7 @@
     <w:p>
       <w:pPr>
         <w:pStyle w:val="BodyText"/>
+        <w:spacing w:after="160"/>
       </w:pPr>
       <w:r>
         <w:t xml:space="preserve">Este cinturón no arma un índice paramétrico, así que no tiene puntaje propio ni dimensiones: el color de su indicador sale directamente de la tensión. La columna del medio queda como referencia de cómo se lee la misma escala en los cinturones que sí tienen índice.</w:t>
@@ -191,8 +192,6 @@
     <w:tbl>
       <w:tblPr>
         <w:tblStyle w:val="Table"/>
-        <w:tblW w:type="pct" w:w="0.0"/>
-        <w:tblLayout w:type="autofit"/>
         <w:tblLook w:firstRow="1" w:lastRow="0" w:firstColumn="0" w:lastColumn="0" w:noHBand="0" w:noVBand="0" w:val="0020"/>
         <w:tblBorders>
           <w:top w:val="single" w:sz="4" w:color="D9DEDC"/>
@@ -208,8 +207,14 @@
           <w:left w:w="140" w:type="dxa"/>
           <w:right w:w="140" w:type="dxa"/>
         </w:tblCellMar>
+        <w:tblW w:w="9072" w:type="dxa"/>
+        <w:tblLayout w:type="fixed"/>
       </w:tblPr>
-      <w:tblGrid/>
+      <w:tblGrid>
+        <w:gridCol w:w="3348"/>
+        <w:gridCol w:w="3488"/>
+        <w:gridCol w:w="2236"/>
+      </w:tblGrid>
       <w:tr>
         <w:trPr>
           <w:cantSplit/>
@@ -217,6 +222,7 @@
         </w:trPr>
         <w:tc>
           <w:tcPr>
+            <w:tcW w:w="3348" w:type="dxa"/>
             <w:shd w:val="clear" w:color="auto" w:fill="1F3A34"/>
           </w:tcPr>
           <w:p>
@@ -236,6 +242,7 @@
         </w:tc>
         <w:tc>
           <w:tcPr>
+            <w:tcW w:w="3488" w:type="dxa"/>
             <w:shd w:val="clear" w:color="auto" w:fill="1F3A34"/>
           </w:tcPr>
           <w:p>
@@ -255,6 +262,7 @@
         </w:tc>
         <w:tc>
           <w:tcPr>
+            <w:tcW w:w="2236" w:type="dxa"/>
             <w:shd w:val="clear" w:color="auto" w:fill="1F3A34"/>
           </w:tcPr>
           <w:p>
@@ -278,6 +286,9 @@
           <w:cantSplit/>
         </w:trPr>
         <w:tc>
+          <w:tcPr>
+            <w:tcW w:w="3348" w:type="dxa"/>
+          </w:tcPr>
           <w:p>
             <w:pPr>
               <w:pStyle w:val="Compact"/>
@@ -292,6 +303,9 @@
           </w:p>
         </w:tc>
         <w:tc>
+          <w:tcPr>
+            <w:tcW w:w="3488" w:type="dxa"/>
+          </w:tcPr>
           <w:p>
             <w:pPr>
               <w:pStyle w:val="Compact"/>
@@ -307,6 +321,7 @@
         </w:tc>
         <w:tc>
           <w:tcPr>
+            <w:tcW w:w="2236" w:type="dxa"/>
             <w:shd w:val="clear" w:color="auto" w:fill="DCFCE7"/>
           </w:tcPr>
           <w:p>
@@ -331,6 +346,7 @@
         </w:trPr>
         <w:tc>
           <w:tcPr>
+            <w:tcW w:w="3348" w:type="dxa"/>
             <w:shd w:val="clear" w:color="auto" w:fill="F6F8F7"/>
           </w:tcPr>
           <w:p>
@@ -348,6 +364,7 @@
         </w:tc>
         <w:tc>
           <w:tcPr>
+            <w:tcW w:w="3488" w:type="dxa"/>
             <w:shd w:val="clear" w:color="auto" w:fill="F6F8F7"/>
           </w:tcPr>
           <w:p>
@@ -365,6 +382,7 @@
         </w:tc>
         <w:tc>
           <w:tcPr>
+            <w:tcW w:w="2236" w:type="dxa"/>
             <w:shd w:val="clear" w:color="auto" w:fill="FEF3C7"/>
           </w:tcPr>
           <w:p>
@@ -388,6 +406,9 @@
           <w:cantSplit/>
         </w:trPr>
         <w:tc>
+          <w:tcPr>
+            <w:tcW w:w="3348" w:type="dxa"/>
+          </w:tcPr>
           <w:p>
             <w:pPr>
               <w:pStyle w:val="Compact"/>
@@ -402,6 +423,9 @@
           </w:p>
         </w:tc>
         <w:tc>
+          <w:tcPr>
+            <w:tcW w:w="3488" w:type="dxa"/>
+          </w:tcPr>
           <w:p>
             <w:pPr>
               <w:pStyle w:val="Compact"/>
@@ -417,6 +441,7 @@
         </w:tc>
         <w:tc>
           <w:tcPr>
+            <w:tcW w:w="2236" w:type="dxa"/>
             <w:shd w:val="clear" w:color="auto" w:fill="FFEDD5"/>
           </w:tcPr>
           <w:p>
@@ -441,6 +466,7 @@
         </w:trPr>
         <w:tc>
           <w:tcPr>
+            <w:tcW w:w="3348" w:type="dxa"/>
             <w:shd w:val="clear" w:color="auto" w:fill="F6F8F7"/>
           </w:tcPr>
           <w:p>
@@ -458,6 +484,7 @@
         </w:tc>
         <w:tc>
           <w:tcPr>
+            <w:tcW w:w="3488" w:type="dxa"/>
             <w:shd w:val="clear" w:color="auto" w:fill="F6F8F7"/>
           </w:tcPr>
           <w:p>
@@ -475,6 +502,7 @@
         </w:tc>
         <w:tc>
           <w:tcPr>
+            <w:tcW w:w="2236" w:type="dxa"/>
             <w:shd w:val="clear" w:color="auto" w:fill="FEE2E2"/>
           </w:tcPr>
           <w:p>
@@ -497,6 +525,7 @@
     <w:p>
       <w:pPr>
         <w:pStyle w:val="BodyText"/>
+        <w:spacing w:before="200"/>
       </w:pPr>
       <w:r>
         <w:rPr>
@@ -573,6 +602,7 @@
     <w:p>
       <w:pPr>
         <w:pStyle w:val="FirstParagraph"/>
+        <w:spacing w:after="160"/>
       </w:pPr>
       <w:r>
         <w:t xml:space="preserve">Agrupados por dimensión. La columna de peso dice cuánto mueve cada indicador el índice del cinturón; el color es el del semáforo de este mes.</w:t>
@@ -581,8 +611,6 @@
     <w:tbl>
       <w:tblPr>
         <w:tblStyle w:val="Table"/>
-        <w:tblW w:type="pct" w:w="5000.0"/>
-        <w:tblLayout w:type="autofit"/>
         <w:tblLook w:firstRow="1" w:lastRow="0" w:firstColumn="0" w:lastColumn="0" w:noHBand="0" w:noVBand="0" w:val="0020"/>
         <w:tblBorders>
           <w:top w:val="single" w:sz="4" w:color="D9DEDC"/>
@@ -598,12 +626,14 @@
           <w:left w:w="140" w:type="dxa"/>
           <w:right w:w="140" w:type="dxa"/>
         </w:tblCellMar>
+        <w:tblW w:w="9072" w:type="dxa"/>
+        <w:tblLayout w:type="fixed"/>
       </w:tblPr>
       <w:tblGrid>
-        <w:gridCol w:w="1980"/>
-        <w:gridCol w:w="1980"/>
-        <w:gridCol w:w="1980"/>
-        <w:gridCol w:w="1980"/>
+        <w:gridCol w:w="2055"/>
+        <w:gridCol w:w="4161"/>
+        <w:gridCol w:w="1892"/>
+        <w:gridCol w:w="964"/>
       </w:tblGrid>
       <w:tr>
         <w:trPr>
@@ -612,6 +642,7 @@
         </w:trPr>
         <w:tc>
           <w:tcPr>
+            <w:tcW w:w="2055" w:type="dxa"/>
             <w:shd w:val="clear" w:color="auto" w:fill="1F3A34"/>
           </w:tcPr>
           <w:p>
@@ -631,6 +662,7 @@
         </w:tc>
         <w:tc>
           <w:tcPr>
+            <w:tcW w:w="4161" w:type="dxa"/>
             <w:shd w:val="clear" w:color="auto" w:fill="1F3A34"/>
           </w:tcPr>
           <w:p>
@@ -650,6 +682,7 @@
         </w:tc>
         <w:tc>
           <w:tcPr>
+            <w:tcW w:w="1892" w:type="dxa"/>
             <w:shd w:val="clear" w:color="auto" w:fill="1F3A34"/>
           </w:tcPr>
           <w:p>
@@ -669,6 +702,7 @@
         </w:tc>
         <w:tc>
           <w:tcPr>
+            <w:tcW w:w="964" w:type="dxa"/>
             <w:shd w:val="clear" w:color="auto" w:fill="1F3A34"/>
           </w:tcPr>
           <w:p>
@@ -692,6 +726,9 @@
           <w:cantSplit/>
         </w:trPr>
         <w:tc>
+          <w:tcPr>
+            <w:tcW w:w="2055" w:type="dxa"/>
+          </w:tcPr>
           <w:p>
             <w:pPr>
               <w:pStyle w:val="Compact"/>
@@ -706,6 +743,9 @@
           </w:p>
         </w:tc>
         <w:tc>
+          <w:tcPr>
+            <w:tcW w:w="4161" w:type="dxa"/>
+          </w:tcPr>
           <w:p>
             <w:pPr>
               <w:pStyle w:val="Compact"/>
@@ -780,6 +820,9 @@
           </w:p>
         </w:tc>
         <w:tc>
+          <w:tcPr>
+            <w:tcW w:w="1892" w:type="dxa"/>
+          </w:tcPr>
           <w:p>
             <w:pPr>
               <w:pStyle w:val="Compact"/>
@@ -795,6 +838,7 @@
         </w:tc>
         <w:tc>
           <w:tcPr>
+            <w:tcW w:w="964" w:type="dxa"/>
             <w:shd w:val="clear" w:color="auto" w:fill="DCFCE7"/>
           </w:tcPr>
           <w:p>
@@ -817,6 +861,7 @@
     <w:p>
       <w:pPr>
         <w:pStyle w:val="BodyText"/>
+        <w:spacing w:before="200"/>
       </w:pPr>
       <w:r>
         <w:rPr>
@@ -870,6 +915,7 @@
     <w:p>
       <w:pPr>
         <w:pStyle w:val="FirstParagraph"/>
+        <w:spacing w:after="160"/>
       </w:pPr>
       <w:r>
         <w:t xml:space="preserve">Cuánto se busca en internet sobre emigrar de Argentina (por ejemplo</w:t>
@@ -908,8 +954,6 @@
     <w:tbl>
       <w:tblPr>
         <w:tblStyle w:val="Table"/>
-        <w:tblW w:type="pct" w:w="5000.0"/>
-        <w:tblLayout w:type="autofit"/>
         <w:tblLook w:firstRow="0" w:lastRow="0" w:firstColumn="0" w:lastColumn="0" w:noHBand="0" w:noVBand="0" w:val="0000"/>
         <w:tblBorders>
           <w:top w:val="single" w:sz="4" w:color="D9DEDC"/>
@@ -925,18 +969,23 @@
           <w:left w:w="140" w:type="dxa"/>
           <w:right w:w="140" w:type="dxa"/>
         </w:tblCellMar>
+        <w:tblW w:w="9072" w:type="dxa"/>
+        <w:tblLayout w:type="fixed"/>
       </w:tblPr>
       <w:tblGrid>
-        <w:gridCol w:w="1980"/>
-        <w:gridCol w:w="1980"/>
-        <w:gridCol w:w="1980"/>
-        <w:gridCol w:w="1980"/>
+        <w:gridCol w:w="3696"/>
+        <w:gridCol w:w="1190"/>
+        <w:gridCol w:w="1732"/>
+        <w:gridCol w:w="2454"/>
       </w:tblGrid>
       <w:tr>
         <w:trPr>
           <w:cantSplit/>
         </w:trPr>
         <w:tc>
+          <w:tcPr>
+            <w:tcW w:w="3696" w:type="dxa"/>
+          </w:tcPr>
           <w:p>
             <w:pPr>
               <w:pStyle w:val="Compact"/>
@@ -966,6 +1015,7 @@
         </w:tc>
         <w:tc>
           <w:tcPr>
+            <w:tcW w:w="1190" w:type="dxa"/>
             <w:shd w:val="clear" w:color="auto" w:fill="DCFCE7"/>
           </w:tcPr>
           <w:p>
@@ -985,6 +1035,9 @@
           </w:p>
         </w:tc>
         <w:tc>
+          <w:tcPr>
+            <w:tcW w:w="1732" w:type="dxa"/>
+          </w:tcPr>
           <w:p>
             <w:pPr>
               <w:pStyle w:val="Compact"/>
@@ -999,6 +1052,9 @@
           </w:p>
         </w:tc>
         <w:tc>
+          <w:tcPr>
+            <w:tcW w:w="2454" w:type="dxa"/>
+          </w:tcPr>
           <w:p>
             <w:pPr>
               <w:pStyle w:val="Compact"/>
@@ -1019,6 +1075,7 @@
       <w:pPr>
         <w:pStyle w:val="Heading2"/>
         <w:keepNext/>
+        <w:spacing w:after="160"/>
       </w:pPr>
       <w:r>
         <w:t xml:space="preserve">Identificación</w:t>
@@ -1027,8 +1084,6 @@
     <w:tbl>
       <w:tblPr>
         <w:tblStyle w:val="Table"/>
-        <w:tblW w:type="pct" w:w="5000.0"/>
-        <w:tblLayout w:type="autofit"/>
         <w:tblLook w:firstRow="0" w:lastRow="0" w:firstColumn="0" w:lastColumn="0" w:noHBand="0" w:noVBand="0" w:val="0000"/>
         <w:tblBorders>
           <w:top w:val="single" w:sz="4" w:color="D9DEDC"/>
@@ -1044,18 +1099,23 @@
           <w:left w:w="140" w:type="dxa"/>
           <w:right w:w="140" w:type="dxa"/>
         </w:tblCellMar>
+        <w:tblW w:w="9072" w:type="dxa"/>
+        <w:tblLayout w:type="fixed"/>
       </w:tblPr>
       <w:tblGrid>
-        <w:gridCol w:w="1980"/>
-        <w:gridCol w:w="1980"/>
-        <w:gridCol w:w="1980"/>
-        <w:gridCol w:w="1980"/>
+        <w:gridCol w:w="1721"/>
+        <w:gridCol w:w="3557"/>
+        <w:gridCol w:w="1750"/>
+        <w:gridCol w:w="2044"/>
       </w:tblGrid>
       <w:tr>
         <w:trPr>
           <w:cantSplit/>
         </w:trPr>
         <w:tc>
+          <w:tcPr>
+            <w:tcW w:w="1721" w:type="dxa"/>
+          </w:tcPr>
           <w:p>
             <w:pPr>
               <w:pStyle w:val="Compact"/>
@@ -1072,6 +1132,9 @@
           </w:p>
         </w:tc>
         <w:tc>
+          <w:tcPr>
+            <w:tcW w:w="3557" w:type="dxa"/>
+          </w:tcPr>
           <w:p>
             <w:pPr>
               <w:pStyle w:val="Compact"/>
@@ -1086,6 +1149,9 @@
           </w:p>
         </w:tc>
         <w:tc>
+          <w:tcPr>
+            <w:tcW w:w="1750" w:type="dxa"/>
+          </w:tcPr>
           <w:p>
             <w:pPr>
               <w:pStyle w:val="Compact"/>
@@ -1102,6 +1168,9 @@
           </w:p>
         </w:tc>
         <w:tc>
+          <w:tcPr>
+            <w:tcW w:w="2044" w:type="dxa"/>
+          </w:tcPr>
           <w:p>
             <w:pPr>
               <w:pStyle w:val="Compact"/>
@@ -1121,6 +1190,9 @@
           <w:cantSplit/>
         </w:trPr>
         <w:tc>
+          <w:tcPr>
+            <w:tcW w:w="1721" w:type="dxa"/>
+          </w:tcPr>
           <w:p>
             <w:pPr>
               <w:pStyle w:val="Compact"/>
@@ -1137,6 +1209,9 @@
           </w:p>
         </w:tc>
         <w:tc>
+          <w:tcPr>
+            <w:tcW w:w="3557" w:type="dxa"/>
+          </w:tcPr>
           <w:p>
             <w:pPr>
               <w:pStyle w:val="Compact"/>
@@ -1151,6 +1226,9 @@
           </w:p>
         </w:tc>
         <w:tc>
+          <w:tcPr>
+            <w:tcW w:w="1750" w:type="dxa"/>
+          </w:tcPr>
           <w:p>
             <w:pPr>
               <w:pStyle w:val="Compact"/>
@@ -1167,6 +1245,9 @@
           </w:p>
         </w:tc>
         <w:tc>
+          <w:tcPr>
+            <w:tcW w:w="2044" w:type="dxa"/>
+          </w:tcPr>
           <w:p>
             <w:pPr>
               <w:pStyle w:val="Compact"/>
@@ -1186,6 +1267,9 @@
           <w:cantSplit/>
         </w:trPr>
         <w:tc>
+          <w:tcPr>
+            <w:tcW w:w="1721" w:type="dxa"/>
+          </w:tcPr>
           <w:p>
             <w:pPr>
               <w:pStyle w:val="Compact"/>
@@ -1202,6 +1286,9 @@
           </w:p>
         </w:tc>
         <w:tc>
+          <w:tcPr>
+            <w:tcW w:w="3557" w:type="dxa"/>
+          </w:tcPr>
           <w:p>
             <w:pPr>
               <w:pStyle w:val="Compact"/>
@@ -1216,6 +1303,9 @@
           </w:p>
         </w:tc>
         <w:tc>
+          <w:tcPr>
+            <w:tcW w:w="1750" w:type="dxa"/>
+          </w:tcPr>
           <w:p>
             <w:pPr>
               <w:pStyle w:val="Compact"/>
@@ -1232,6 +1322,9 @@
           </w:p>
         </w:tc>
         <w:tc>
+          <w:tcPr>
+            <w:tcW w:w="2044" w:type="dxa"/>
+          </w:tcPr>
           <w:p>
             <w:pPr>
               <w:pStyle w:val="Compact"/>
@@ -1251,6 +1344,9 @@
           <w:cantSplit/>
         </w:trPr>
         <w:tc>
+          <w:tcPr>
+            <w:tcW w:w="1721" w:type="dxa"/>
+          </w:tcPr>
           <w:p>
             <w:pPr>
               <w:pStyle w:val="Compact"/>
@@ -1267,6 +1363,9 @@
           </w:p>
         </w:tc>
         <w:tc>
+          <w:tcPr>
+            <w:tcW w:w="3557" w:type="dxa"/>
+          </w:tcPr>
           <w:p>
             <w:pPr>
               <w:pStyle w:val="Compact"/>
@@ -1281,6 +1380,9 @@
           </w:p>
         </w:tc>
         <w:tc>
+          <w:tcPr>
+            <w:tcW w:w="1750" w:type="dxa"/>
+          </w:tcPr>
           <w:p>
             <w:pPr>
               <w:pStyle w:val="Compact"/>
@@ -1297,6 +1399,9 @@
           </w:p>
         </w:tc>
         <w:tc>
+          <w:tcPr>
+            <w:tcW w:w="2044" w:type="dxa"/>
+          </w:tcPr>
           <w:p>
             <w:pPr>
               <w:pStyle w:val="Compact"/>
@@ -1376,6 +1481,9 @@
           <w:cantSplit/>
         </w:trPr>
         <w:tc>
+          <w:tcPr>
+            <w:tcW w:w="1721" w:type="dxa"/>
+          </w:tcPr>
           <w:p>
             <w:pPr>
               <w:pStyle w:val="Compact"/>
@@ -1392,6 +1500,9 @@
           </w:p>
         </w:tc>
         <w:tc>
+          <w:tcPr>
+            <w:tcW w:w="3557" w:type="dxa"/>
+          </w:tcPr>
           <w:p>
             <w:pPr>
               <w:pStyle w:val="Compact"/>
@@ -1406,6 +1517,9 @@
           </w:p>
         </w:tc>
         <w:tc>
+          <w:tcPr>
+            <w:tcW w:w="1750" w:type="dxa"/>
+          </w:tcPr>
           <w:p>
             <w:pPr>
               <w:pStyle w:val="Compact"/>
@@ -1422,6 +1536,9 @@
           </w:p>
         </w:tc>
         <w:tc>
+          <w:tcPr>
+            <w:tcW w:w="2044" w:type="dxa"/>
+          </w:tcPr>
           <w:p>
             <w:pPr>
               <w:pStyle w:val="Compact"/>
